--- a/Assignment_1_Submission_Sameet_Pisal_202401120018.docx
+++ b/Assignment_1_Submission_Sameet_Pisal_202401120018.docx
@@ -24,7 +24,7 @@
           <w:color w:val="1E1E1E"/>
           <w:sz w:val="22"/>
         </w:rPr>
-        <w:t>DEPARTMENT OF COMPUTER ENGINEERING</w:t>
+        <w:t>DEPARTMENT OF DATA SCIENCE</w:t>
         <w:br/>
       </w:r>
       <w:r>
